--- a/Proposal_PA_5223600013_Tora Sandhi Kamulian.docx
+++ b/Proposal_PA_5223600013_Tora Sandhi Kamulian.docx
@@ -691,41 +691,106 @@
         <w:ind w:firstLine="360"/>
         <w:jc w:val="both"/>
         <w:rPr>
-          <w:lang w:val="id"/>
-        </w:rPr>
-      </w:pPr>
-      <w:r>
-        <w:t>Deskripsikan</w:t>
-      </w:r>
-      <w:r>
-        <w:rPr>
-          <w:rFonts w:eastAsia="Times New Roman" w:cs="Times New Roman"/>
-          <w:kern w:val="0"/>
-          <w:sz w:val="20"/>
-          <w:szCs w:val="20"/>
-          <w:lang w:val="id"/>
-          <w14:ligatures w14:val="none"/>
+          <w:lang w:val="id-ID"/>
+        </w:rPr>
+      </w:pPr>
+      <w:r>
+        <w:rPr>
+          <w:lang w:val="id-ID"/>
+        </w:rPr>
+        <w:t>Genre</w:t>
+      </w:r>
+      <w:r>
+        <w:rPr>
+          <w:i/>
+          <w:iCs/>
+          <w:lang w:val="id-ID"/>
         </w:rPr>
         <w:t xml:space="preserve"> </w:t>
       </w:r>
       <w:r>
         <w:rPr>
-          <w:lang w:val="id"/>
-        </w:rPr>
-        <w:t xml:space="preserve">latar belakang dari permasalahan yang akan diangkat pada penelitian proyek akhir. Latar belakang berisi penjelasan dari </w:t>
-      </w:r>
-      <w:r>
-        <w:rPr>
-          <w:i/>
-          <w:lang w:val="id"/>
-        </w:rPr>
-        <w:t xml:space="preserve">Problem Domain </w:t>
-      </w:r>
-      <w:r>
-        <w:rPr>
-          <w:lang w:val="id"/>
-        </w:rPr>
-        <w:t>yang termuat pada judul penelitian. Misalkan penulis mengambil suatu judul berikut "Deteksi Penyakit Kanker Dengan Sistem Pakar Berbasis Fuzzy". Judul tersebut mempunyai Problem adalah Deteksi Penyakit Kanker, Problem Domain adalah Penyakit Kanker, dan Uniqueness adalah Sistem Pakar Berbasis Fuzzy.</w:t>
+          <w:i/>
+          <w:iCs/>
+          <w:lang w:val="id-ID"/>
+        </w:rPr>
+        <w:t>multiplayer</w:t>
+      </w:r>
+      <w:r>
+        <w:rPr>
+          <w:lang w:val="id-ID"/>
+        </w:rPr>
+        <w:t xml:space="preserve"> kooperatif (</w:t>
+      </w:r>
+      <w:r>
+        <w:rPr>
+          <w:i/>
+          <w:iCs/>
+          <w:lang w:val="id-ID"/>
+        </w:rPr>
+        <w:t>co-op</w:t>
+      </w:r>
+      <w:r>
+        <w:rPr>
+          <w:lang w:val="id-ID"/>
+        </w:rPr>
+        <w:t xml:space="preserve">) telah menjadi salah satu pilar utama yang sangat diminati. Berbeda dengan game kompetitif yang berfokus pada rivalitas, game </w:t>
+      </w:r>
+      <w:r>
+        <w:rPr>
+          <w:i/>
+          <w:iCs/>
+          <w:lang w:val="id-ID"/>
+        </w:rPr>
+        <w:t>co-op</w:t>
+      </w:r>
+      <w:r>
+        <w:rPr>
+          <w:lang w:val="id-ID"/>
+        </w:rPr>
+        <w:t xml:space="preserve"> menekankan kolaborasi antar pemain dalam menyelesaikan misi atau menghadapi rintangan dalam dunia virtual yang sama. Keberhasilan interaksi kolaboratif ini sangat bergantung pada persepsi dunia yang seragam di layar setiap pemain. Untuk memfasilitasi kebutuhan tersebut, banyak pengembang menggunakan arsitektur jaringan </w:t>
+      </w:r>
+      <w:r>
+        <w:rPr>
+          <w:i/>
+          <w:iCs/>
+          <w:lang w:val="id-ID"/>
+        </w:rPr>
+        <w:t>client-host</w:t>
+      </w:r>
+      <w:r>
+        <w:rPr>
+          <w:lang w:val="id-ID"/>
+        </w:rPr>
+        <w:t xml:space="preserve"> (</w:t>
+      </w:r>
+      <w:r>
+        <w:rPr>
+          <w:i/>
+          <w:iCs/>
+          <w:lang w:val="id-ID"/>
+        </w:rPr>
+        <w:t>listen server</w:t>
+      </w:r>
+      <w:r>
+        <w:rPr>
+          <w:lang w:val="id-ID"/>
+        </w:rPr>
+        <w:t xml:space="preserve">), di mana salah satu pemain bertindak sebagai server otoritatif sekaligus peserta aktif dalam permainan. Model ini sangat efisien untuk game skala menengah karena meniadakan biaya operasional </w:t>
+      </w:r>
+      <w:r>
+        <w:rPr>
+          <w:i/>
+          <w:iCs/>
+          <w:lang w:val="id-ID"/>
+        </w:rPr>
+        <w:t>dedicated server</w:t>
+      </w:r>
+      <w:r>
+        <w:rPr>
+          <w:lang w:val="id-ID"/>
+        </w:rPr>
+        <w:t xml:space="preserve"> yang mahal, namun memunculkan tantangan besar dalam menjaga konsistensi data antar pemain.</w:t>
       </w:r>
     </w:p>
     <w:p>
@@ -734,176 +799,9 @@
         <w:ind w:firstLine="360"/>
         <w:jc w:val="both"/>
         <w:rPr>
-          <w:lang w:val="id"/>
-        </w:rPr>
-      </w:pPr>
-      <w:r>
-        <w:rPr>
-          <w:lang w:val="id"/>
-        </w:rPr>
-        <w:t>Berkaitan dengan Latar Belakang, Problem Domain-nya adalah tentang penyakit kanker, sehingga disini penulis dapat menceritakan tentang penyakit kanker dan tingkat urgensi (seperti tingkat kenaikan jumlah penderitanya dari tahun ke tahun, gawatnya penyakit kanker tersebut, dan semisalnya). Latar belakang yang baik berisikan problem domain yang mempunyai tingkat urgensi tinggi.</w:t>
-      </w:r>
-    </w:p>
-    <w:p>
-      <w:pPr>
-        <w:pStyle w:val="HeadingSubab"/>
-      </w:pPr>
-      <w:bookmarkStart w:id="2" w:name="_Toc197082820"/>
-      <w:r>
-        <w:t>PERMASALAHAN</w:t>
-      </w:r>
-      <w:bookmarkEnd w:id="2"/>
-      <w:r>
-        <w:br/>
-      </w:r>
-    </w:p>
-    <w:p>
-      <w:pPr>
-        <w:ind w:firstLine="360"/>
-        <w:jc w:val="both"/>
-        <w:rPr>
-          <w:lang w:val="id"/>
-        </w:rPr>
-      </w:pPr>
-      <w:r>
-        <w:rPr>
-          <w:lang w:val="id"/>
-        </w:rPr>
-        <w:t xml:space="preserve">Deskripsikan dengan jelas permasalahan yang ingin diteliti pada proyek akhir. Permasalahan berisi penjelasan dari </w:t>
-      </w:r>
-      <w:r>
-        <w:rPr>
-          <w:i/>
-          <w:lang w:val="id"/>
-        </w:rPr>
-        <w:t xml:space="preserve">Problem </w:t>
-      </w:r>
-      <w:r>
-        <w:rPr>
-          <w:lang w:val="id"/>
-        </w:rPr>
-        <w:t>yang termuat pada judul penelitian. Deskripsi masalah sebaiknya dituliskan dengan gaya bahasa deskriptif. Pada contoh judul diatas, Problem-nya adalah tentang deteksi penyakit kanker, sehingga penulis disini dapat menceritakan tentang sulitnya pendeteksian penyakit kanker dengan mendeskripsikan faktor- faktor yang membuat sulit dalam pendeteksiannya. Uraian permasalahan yang baik manakala penulis berhasil menyakinkan kepada pembaca tentang seberapa tingkat urgensi dari permasalahan tersebut sehingga membuat pembaca yakin bahwa permasalahan tersebut membutuhkan solusi dari penelitian pada proyek akhir penulis.</w:t>
-      </w:r>
-    </w:p>
-    <w:p>
-      <w:pPr>
-        <w:pStyle w:val="HeadingSubab"/>
-      </w:pPr>
-      <w:bookmarkStart w:id="3" w:name="_Toc197082821"/>
-      <w:r>
-        <w:t>TUJUAN</w:t>
-      </w:r>
-      <w:bookmarkEnd w:id="3"/>
-      <w:r>
-        <w:br/>
-      </w:r>
-    </w:p>
-    <w:p>
-      <w:pPr>
-        <w:ind w:firstLine="360"/>
-        <w:jc w:val="both"/>
-        <w:rPr>
-          <w:i/>
-          <w:lang w:val="id"/>
-        </w:rPr>
-      </w:pPr>
-      <w:r>
-        <w:rPr>
-          <w:lang w:val="id"/>
-        </w:rPr>
-        <w:t>Deskripsikan dengan jelas tujuan penelitian proyek akhir yang diangkat. Tujuan proyek akhir harus jelas, singkat, dan mengandung klaim orisinalitas. Tuliskan secara argumentatif apa saja fitur-fitur yang ditawarkan pada penelitian sebagai sesuatu solusi yang baru untuk mengklaim orisinalitas pada penelitian proyek akhir. Untuk memberikan gambaran yang jelas apa yang dilakukan dan solusi unik apa yang akan</w:t>
-      </w:r>
-      <w:r>
-        <w:rPr>
-          <w:lang w:val="id"/>
-        </w:rPr>
-        <w:t xml:space="preserve"> </w:t>
-      </w:r>
-      <w:r>
-        <w:rPr>
-          <w:lang w:val="id"/>
-        </w:rPr>
-        <w:t>ditawarkan pada penelitian, tujuan sebaiknya diawali dengan kalimat pembuka seperti ini: “</w:t>
-      </w:r>
-      <w:r>
-        <w:rPr>
-          <w:i/>
-          <w:lang w:val="id"/>
-        </w:rPr>
-        <w:t xml:space="preserve">Penelitian proyek akhir ini mengajukan suatu pendekatan / algoritma / pemodelan / teknik / metode yang baru untuk mengatasi ........................ </w:t>
-      </w:r>
-      <w:r>
-        <w:rPr>
-          <w:lang w:val="id"/>
-        </w:rPr>
-        <w:t xml:space="preserve">(hubungan dengan Problem) </w:t>
-      </w:r>
-      <w:r>
-        <w:rPr>
-          <w:i/>
-          <w:lang w:val="id"/>
-        </w:rPr>
-        <w:t>dengan memakai /</w:t>
-      </w:r>
-      <w:r>
-        <w:rPr>
-          <w:i/>
-          <w:lang w:val="id"/>
-        </w:rPr>
-        <w:t xml:space="preserve"> </w:t>
-      </w:r>
-      <w:r>
-        <w:rPr>
-          <w:i/>
-          <w:lang w:val="id"/>
-        </w:rPr>
-        <w:t>menggunakan / mempresentasikan / melibatkan</w:t>
-      </w:r>
-      <w:r>
-        <w:rPr>
-          <w:i/>
-          <w:lang w:val="id"/>
-        </w:rPr>
-        <w:t xml:space="preserve"> </w:t>
-      </w:r>
-      <w:r>
-        <w:rPr>
-          <w:lang w:val="id"/>
-        </w:rPr>
-        <w:t>(sebutkan</w:t>
-      </w:r>
-    </w:p>
-    <w:p>
-      <w:pPr>
-        <w:spacing w:after="0"/>
-        <w:jc w:val="both"/>
-        <w:rPr>
-          <w:rFonts w:eastAsia="Times New Roman" w:cs="Times New Roman"/>
-          <w:kern w:val="0"/>
-          <w:sz w:val="20"/>
-          <w:szCs w:val="22"/>
-          <w:lang w:val="id"/>
-          <w14:ligatures w14:val="none"/>
-        </w:rPr>
-      </w:pPr>
-      <w:r>
-        <w:rPr>
-          <w:lang w:val="id"/>
-        </w:rPr>
-        <w:lastRenderedPageBreak/>
-        <w:t>solusi memakai apa)”. Kalimat-kalimat selanjutnya kemudian memperjelas solusi dengan fitur-fitur unik seperti apa yang ditawarkan pada penelitian sebagai suatu solusi untuk menjawab permasalahan.</w:t>
-      </w:r>
-      <w:r>
-        <w:rPr>
-          <w:rFonts w:eastAsia="Times New Roman" w:cs="Times New Roman"/>
-          <w:kern w:val="0"/>
-          <w:sz w:val="20"/>
-          <w:szCs w:val="22"/>
-          <w:lang w:val="id"/>
-          <w14:ligatures w14:val="none"/>
-        </w:rPr>
-        <w:t xml:space="preserve"> </w:t>
-      </w:r>
+          <w:lang w:val="id-ID"/>
+        </w:rPr>
+      </w:pPr>
     </w:p>
     <w:p>
       <w:pPr>
@@ -911,33 +809,1098 @@
         <w:ind w:firstLine="360"/>
         <w:jc w:val="both"/>
         <w:rPr>
-          <w:lang w:val="id"/>
-        </w:rPr>
-      </w:pPr>
-      <w:r>
-        <w:rPr>
-          <w:lang w:val="id"/>
-        </w:rPr>
-        <w:t>Pada contoh judul diatas, orisinalitasnya adalah Sistem Pakar Berbasis Fuzzy, sehingga penulis disini dapat menjelaskan tentang pemodelan sistem pakar dan fitur-fitur fuzzy yang seperti apa untuk deteksi penyakit kanker. Kalimat pertama pada tujuan dapat diawali dengan contoh berikut, “</w:t>
-      </w:r>
-      <w:r>
-        <w:rPr>
-          <w:i/>
-          <w:lang w:val="id"/>
-        </w:rPr>
-        <w:t>Penelitian proyek akhir ini mengajukan suatu pendekatan baru untuk pendeteksian penyakit kanker dengan mempresentasikan model klasifikasi menggunakan Sistem Pakar yang berbasis Fuzzy</w:t>
-      </w:r>
-      <w:r>
-        <w:rPr>
-          <w:lang w:val="id"/>
-        </w:rPr>
-        <w:t>”. Kemudian pada kalimat- kalimat berikutnya terangkan secara argumentatif tentang fitur-fitur unik pemodelan Sistem Pakar dengan Fuzzy sehingga dapat digunakan untuk mendeteksi penyakit kanker.</w:t>
-      </w:r>
+          <w:lang w:val="id-ID"/>
+        </w:rPr>
+      </w:pPr>
+      <w:r>
+        <w:rPr>
+          <w:lang w:val="id-ID"/>
+        </w:rPr>
+        <w:t xml:space="preserve">Tantangan utama dalam arsitektur </w:t>
+      </w:r>
+      <w:r>
+        <w:rPr>
+          <w:i/>
+          <w:iCs/>
+          <w:lang w:val="id-ID"/>
+        </w:rPr>
+        <w:t>client-host</w:t>
+      </w:r>
+      <w:r>
+        <w:rPr>
+          <w:lang w:val="id-ID"/>
+        </w:rPr>
+        <w:t xml:space="preserve"> berakar pada sifat dasar transmisi data di internet yang bersifat tidak andal (</w:t>
+      </w:r>
+      <w:r>
+        <w:rPr>
+          <w:i/>
+          <w:iCs/>
+          <w:lang w:val="id-ID"/>
+        </w:rPr>
+        <w:t>unreliable</w:t>
+      </w:r>
+      <w:r>
+        <w:rPr>
+          <w:lang w:val="id-ID"/>
+        </w:rPr>
+        <w:t>) dan tidak berurutan (</w:t>
+      </w:r>
+      <w:r>
+        <w:rPr>
+          <w:i/>
+          <w:iCs/>
+          <w:lang w:val="id-ID"/>
+        </w:rPr>
+        <w:t>unordered</w:t>
+      </w:r>
+      <w:r>
+        <w:rPr>
+          <w:lang w:val="id-ID"/>
+        </w:rPr>
+        <w:t xml:space="preserve">). Setiap aksi yang dilakukan oleh pemain harus dikirimkan melalui jaringan menuju </w:t>
+      </w:r>
+      <w:r>
+        <w:rPr>
+          <w:i/>
+          <w:iCs/>
+          <w:lang w:val="id-ID"/>
+        </w:rPr>
+        <w:t>host</w:t>
+      </w:r>
+      <w:r>
+        <w:rPr>
+          <w:lang w:val="id-ID"/>
+        </w:rPr>
+        <w:t xml:space="preserve"> untuk divalidasi sebelum efeknya didistribusikan kembali ke seluruh pemain. Proses bolak-balik transmisi ini menciptakan apa yang dikenal sebagai </w:t>
+      </w:r>
+      <w:r>
+        <w:rPr>
+          <w:i/>
+          <w:iCs/>
+          <w:lang w:val="id-ID"/>
+        </w:rPr>
+        <w:t>latency</w:t>
+      </w:r>
+      <w:r>
+        <w:rPr>
+          <w:lang w:val="id-ID"/>
+        </w:rPr>
+        <w:t xml:space="preserve"> atau jeda waktu. Pada mesin pemain yang bertindak sebagai </w:t>
+      </w:r>
+      <w:r>
+        <w:rPr>
+          <w:i/>
+          <w:iCs/>
+          <w:lang w:val="id-ID"/>
+        </w:rPr>
+        <w:t>host</w:t>
+      </w:r>
+      <w:r>
+        <w:rPr>
+          <w:lang w:val="id-ID"/>
+        </w:rPr>
+        <w:t xml:space="preserve">, pergerakan terasa sangat responsif karena tidak ada jeda transmisi. Namun, bagi </w:t>
+      </w:r>
+      <w:r>
+        <w:rPr>
+          <w:i/>
+          <w:iCs/>
+          <w:lang w:val="id-ID"/>
+        </w:rPr>
+        <w:t>remote client</w:t>
+      </w:r>
+      <w:r>
+        <w:rPr>
+          <w:lang w:val="id-ID"/>
+        </w:rPr>
+        <w:t>, keterlambatan sekecil apapun (misalnya di atas 100ms) akan mengakibatkan kontrol terasa sangat lambat (</w:t>
+      </w:r>
+      <w:r>
+        <w:rPr>
+          <w:i/>
+          <w:iCs/>
+          <w:lang w:val="id-ID"/>
+        </w:rPr>
+        <w:t>sluggish</w:t>
+      </w:r>
+      <w:r>
+        <w:rPr>
+          <w:lang w:val="id-ID"/>
+        </w:rPr>
+        <w:t xml:space="preserve">), karena karakter baru akan bergerak setelah </w:t>
+      </w:r>
+      <w:r>
+        <w:rPr>
+          <w:i/>
+          <w:iCs/>
+          <w:lang w:val="id-ID"/>
+        </w:rPr>
+        <w:t>client</w:t>
+      </w:r>
+      <w:r>
+        <w:rPr>
+          <w:lang w:val="id-ID"/>
+        </w:rPr>
+        <w:t xml:space="preserve"> menerima konfirmasi dari </w:t>
+      </w:r>
+      <w:r>
+        <w:rPr>
+          <w:i/>
+          <w:iCs/>
+          <w:lang w:val="id-ID"/>
+        </w:rPr>
+        <w:t>host</w:t>
+      </w:r>
+      <w:r>
+        <w:rPr>
+          <w:lang w:val="id-ID"/>
+        </w:rPr>
+        <w:t>.</w:t>
+      </w:r>
+    </w:p>
+    <w:p>
+      <w:pPr>
+        <w:spacing w:after="0"/>
+        <w:ind w:firstLine="360"/>
+        <w:jc w:val="both"/>
+        <w:rPr>
+          <w:lang w:val="id-ID"/>
+        </w:rPr>
+      </w:pPr>
+    </w:p>
+    <w:p>
+      <w:pPr>
+        <w:spacing w:after="0"/>
+        <w:ind w:firstLine="360"/>
+        <w:jc w:val="both"/>
+        <w:rPr>
+          <w:lang w:val="id-ID"/>
+        </w:rPr>
+      </w:pPr>
+      <w:r>
+        <w:rPr>
+          <w:lang w:val="id-ID"/>
+        </w:rPr>
+        <w:t xml:space="preserve">Masalah ini semakin kompleks ketika pengembang mencoba menutupi jeda tersebut dengan teknik replikasi data sederhana. Tanpa mekanisme yang cerdas, koreksi posisi yang dikirimkan oleh </w:t>
+      </w:r>
+      <w:r>
+        <w:rPr>
+          <w:i/>
+          <w:iCs/>
+          <w:lang w:val="id-ID"/>
+        </w:rPr>
+        <w:t>host</w:t>
+      </w:r>
+      <w:r>
+        <w:rPr>
+          <w:lang w:val="id-ID"/>
+        </w:rPr>
+        <w:t xml:space="preserve"> seringkali mengakibatkan fenomena </w:t>
+      </w:r>
+      <w:r>
+        <w:rPr>
+          <w:i/>
+          <w:iCs/>
+          <w:lang w:val="id-ID"/>
+        </w:rPr>
+        <w:t>rubberbanding</w:t>
+      </w:r>
+      <w:r>
+        <w:rPr>
+          <w:lang w:val="id-ID"/>
+        </w:rPr>
+        <w:t xml:space="preserve">, di mana posisi karakter pemain tiba-tiba ditarik kembali secara paksa ke posisi sebelumnya yang dianggap benar oleh server. Hal ini tidak hanya merusak imersi visual, tetapi juga sangat mengganggu mekanik permainan yang membutuhkan presisi tinggi, seperti menembak proyektil atau menghindari serangan musuh secara </w:t>
+      </w:r>
+      <w:r>
+        <w:rPr>
+          <w:i/>
+          <w:iCs/>
+          <w:lang w:val="id-ID"/>
+        </w:rPr>
+        <w:t>real-time</w:t>
+      </w:r>
+      <w:r>
+        <w:rPr>
+          <w:lang w:val="id-ID"/>
+        </w:rPr>
+        <w:t xml:space="preserve">. Ketidakkonsistenan </w:t>
+      </w:r>
+      <w:r>
+        <w:rPr>
+          <w:i/>
+          <w:iCs/>
+          <w:lang w:val="id-ID"/>
+        </w:rPr>
+        <w:t>state</w:t>
+      </w:r>
+      <w:r>
+        <w:rPr>
+          <w:lang w:val="id-ID"/>
+        </w:rPr>
+        <w:t xml:space="preserve"> antara apa yang dilihat pemain di layarnya dengan apa yang terjadi di server otoritatif menciptakan pengalaman bermain yang tidak adil dan membuat kontrol terasa tidak reliabel.</w:t>
+      </w:r>
+    </w:p>
+    <w:p>
+      <w:pPr>
+        <w:spacing w:after="0"/>
+        <w:ind w:firstLine="360"/>
+        <w:jc w:val="both"/>
+        <w:rPr>
+          <w:lang w:val="id-ID"/>
+        </w:rPr>
+      </w:pPr>
+    </w:p>
+    <w:p>
+      <w:pPr>
+        <w:spacing w:after="0"/>
+        <w:ind w:firstLine="360"/>
+        <w:jc w:val="both"/>
+        <w:rPr>
+          <w:lang w:val="id-ID"/>
+        </w:rPr>
+      </w:pPr>
+      <w:r>
+        <w:rPr>
+          <w:lang w:val="id-ID"/>
+        </w:rPr>
+        <w:t xml:space="preserve">Penelitian proyek akhir ini mengajukan suatu pendekatan teknis yang komprehensif untuk mengatasi masalah tersebut melalui penerapan mekanisme </w:t>
+      </w:r>
+      <w:r>
+        <w:rPr>
+          <w:i/>
+          <w:iCs/>
+          <w:lang w:val="id-ID"/>
+        </w:rPr>
+        <w:t>Client-Side Prediction</w:t>
+      </w:r>
+      <w:r>
+        <w:rPr>
+          <w:lang w:val="id-ID"/>
+        </w:rPr>
+        <w:t xml:space="preserve"> (CSP) dan </w:t>
+      </w:r>
+      <w:r>
+        <w:rPr>
+          <w:i/>
+          <w:iCs/>
+          <w:lang w:val="id-ID"/>
+        </w:rPr>
+        <w:t>Server Reconciliation</w:t>
+      </w:r>
+      <w:r>
+        <w:rPr>
+          <w:lang w:val="id-ID"/>
+        </w:rPr>
+        <w:t xml:space="preserve">. Pendekatan ini bertujuan untuk memberikan respons instan pada sisi </w:t>
+      </w:r>
+      <w:r>
+        <w:rPr>
+          <w:i/>
+          <w:iCs/>
+          <w:lang w:val="id-ID"/>
+        </w:rPr>
+        <w:t>client</w:t>
+      </w:r>
+      <w:r>
+        <w:rPr>
+          <w:lang w:val="id-ID"/>
+        </w:rPr>
+        <w:t xml:space="preserve"> dengan mengizinkan mesin lokal memprediksi hasil dari input pemain sebelum validasi server tiba. Uniknya, solusi ini tidak hanya berhenti pada prediksi, tetapi juga melibatkan manajemen </w:t>
+      </w:r>
+      <w:r>
+        <w:rPr>
+          <w:i/>
+          <w:iCs/>
+          <w:lang w:val="id-ID"/>
+        </w:rPr>
+        <w:t>input buffer</w:t>
+      </w:r>
+      <w:r>
+        <w:rPr>
+          <w:lang w:val="id-ID"/>
+        </w:rPr>
+        <w:t xml:space="preserve"> dan kalkulasi ulang posisi secara otomatis saat terjadi diskrepansi data. </w:t>
+      </w:r>
+      <w:r>
+        <w:rPr>
+          <w:lang w:val="id-ID"/>
+        </w:rPr>
+        <w:lastRenderedPageBreak/>
+        <w:t xml:space="preserve">Dengan mengintegrasikan sistem ini ke dalam arsitektur </w:t>
+      </w:r>
+      <w:r>
+        <w:rPr>
+          <w:i/>
+          <w:iCs/>
+          <w:lang w:val="id-ID"/>
+        </w:rPr>
+        <w:t>client-host</w:t>
+      </w:r>
+      <w:r>
+        <w:rPr>
+          <w:lang w:val="id-ID"/>
+        </w:rPr>
+        <w:t xml:space="preserve">, diharapkan </w:t>
+      </w:r>
+      <w:r>
+        <w:rPr>
+          <w:i/>
+          <w:iCs/>
+          <w:lang w:val="id-ID"/>
+        </w:rPr>
+        <w:t>remote client</w:t>
+      </w:r>
+      <w:r>
+        <w:rPr>
+          <w:lang w:val="id-ID"/>
+        </w:rPr>
+        <w:t xml:space="preserve"> dapat menikmati tingkat responsivitas yang setara dengan </w:t>
+      </w:r>
+      <w:r>
+        <w:rPr>
+          <w:i/>
+          <w:iCs/>
+          <w:lang w:val="id-ID"/>
+        </w:rPr>
+        <w:t>host</w:t>
+      </w:r>
+      <w:r>
+        <w:rPr>
+          <w:lang w:val="id-ID"/>
+        </w:rPr>
+        <w:t>, sehingga konsistensi dunia permainan tetap terjaga tanpa mengorbankan integritas otoritas server.</w:t>
+      </w:r>
+    </w:p>
+    <w:p>
+      <w:pPr>
+        <w:spacing w:after="0"/>
+      </w:pPr>
     </w:p>
     <w:p>
       <w:pPr>
         <w:pStyle w:val="HeadingSubab"/>
       </w:pPr>
+      <w:bookmarkStart w:id="2" w:name="_Toc197082820"/>
+      <w:r>
+        <w:t>PERMASALAHAN</w:t>
+      </w:r>
+      <w:bookmarkEnd w:id="2"/>
+      <w:r>
+        <w:br/>
+      </w:r>
+    </w:p>
+    <w:p>
+      <w:pPr>
+        <w:ind w:firstLine="360"/>
+        <w:jc w:val="both"/>
+      </w:pPr>
+      <w:r>
+        <w:rPr>
+          <w:lang w:val="id"/>
+        </w:rPr>
+        <w:t xml:space="preserve">Deskripsikan </w:t>
+      </w:r>
+      <w:r>
+        <w:t xml:space="preserve">permasalahan utama yang diteliti dalam proyek akhir ini adalah tingginya </w:t>
+      </w:r>
+      <w:r>
+        <w:rPr>
+          <w:i/>
+          <w:iCs/>
+        </w:rPr>
+        <w:t>input delay</w:t>
+      </w:r>
+      <w:r>
+        <w:t xml:space="preserve"> dan ketidakkonsistenan </w:t>
+      </w:r>
+      <w:r>
+        <w:rPr>
+          <w:i/>
+          <w:iCs/>
+        </w:rPr>
+        <w:t>state</w:t>
+      </w:r>
+      <w:r>
+        <w:t xml:space="preserve"> yang dialami oleh </w:t>
+      </w:r>
+      <w:r>
+        <w:rPr>
+          <w:i/>
+          <w:iCs/>
+        </w:rPr>
+        <w:t>remote client</w:t>
+      </w:r>
+      <w:r>
+        <w:t xml:space="preserve"> akibat </w:t>
+      </w:r>
+      <w:r>
+        <w:rPr>
+          <w:i/>
+          <w:iCs/>
+        </w:rPr>
+        <w:t>latency</w:t>
+      </w:r>
+      <w:r>
+        <w:t xml:space="preserve"> jaringan pada game </w:t>
+      </w:r>
+      <w:r>
+        <w:rPr>
+          <w:i/>
+          <w:iCs/>
+        </w:rPr>
+        <w:t>multiplayer co-op</w:t>
+      </w:r>
+      <w:r>
+        <w:t xml:space="preserve"> berarsitektur </w:t>
+      </w:r>
+      <w:r>
+        <w:rPr>
+          <w:i/>
+          <w:iCs/>
+        </w:rPr>
+        <w:t>client-host</w:t>
+      </w:r>
+      <w:r>
+        <w:t>.</w:t>
+      </w:r>
+    </w:p>
+    <w:p>
+      <w:pPr>
+        <w:ind w:firstLine="360"/>
+        <w:jc w:val="both"/>
+      </w:pPr>
+    </w:p>
+    <w:p>
+      <w:pPr>
+        <w:ind w:firstLine="360"/>
+        <w:jc w:val="both"/>
+        <w:rPr>
+          <w:i/>
+          <w:iCs/>
+        </w:rPr>
+      </w:pPr>
+      <w:r>
+        <w:t xml:space="preserve">Pada sistem </w:t>
+      </w:r>
+      <w:r>
+        <w:rPr>
+          <w:i/>
+          <w:iCs/>
+        </w:rPr>
+        <w:t>listen server</w:t>
+      </w:r>
+      <w:r>
+        <w:t xml:space="preserve">, </w:t>
+      </w:r>
+      <w:r>
+        <w:rPr>
+          <w:i/>
+          <w:iCs/>
+        </w:rPr>
+        <w:t>remote client</w:t>
+      </w:r>
+      <w:r>
+        <w:t xml:space="preserve"> tidak dapat mengeksekusi pergerakan atau aksi secara instan karena harus menunggu paket data dikirim ke dan divalidasi oleh </w:t>
+      </w:r>
+      <w:r>
+        <w:rPr>
+          <w:i/>
+          <w:iCs/>
+        </w:rPr>
+        <w:t>host</w:t>
+      </w:r>
+      <w:r>
+        <w:t xml:space="preserve"> (server otoritatif). Keterlambatan validasi akibat jeda transmisi jaringan ini menimbulkan ketidakselarasan antara input pemain dan respons visual di layar. Hal ini bermanifestasi pada kontrol yang terasa berat (</w:t>
+      </w:r>
+      <w:r>
+        <w:rPr>
+          <w:i/>
+          <w:iCs/>
+        </w:rPr>
+        <w:t>sluggish</w:t>
+      </w:r>
+      <w:r>
+        <w:t>) serta fenomena koreksi posisi paksa yang patah-patah (</w:t>
+      </w:r>
+      <w:r>
+        <w:rPr>
+          <w:i/>
+          <w:iCs/>
+        </w:rPr>
+        <w:t>rubberbanding</w:t>
+      </w:r>
+      <w:r>
+        <w:t xml:space="preserve">). Masalah ini membutuhkan solusi yang tepat karena secara langsung menghancurkan </w:t>
+      </w:r>
+      <w:r>
+        <w:rPr>
+          <w:i/>
+          <w:iCs/>
+        </w:rPr>
+        <w:t>game-feel</w:t>
+      </w:r>
+      <w:r>
+        <w:t xml:space="preserve">, mengurangi imersi bermain, dan menciptakan ketidakadilan mekanik (disparitas </w:t>
+      </w:r>
+      <w:r>
+        <w:rPr>
+          <w:i/>
+          <w:iCs/>
+        </w:rPr>
+        <w:t>ping</w:t>
+      </w:r>
+      <w:r>
+        <w:t xml:space="preserve">) yang signifikan antara pemain yang bertindak sebagai </w:t>
+      </w:r>
+      <w:r>
+        <w:rPr>
+          <w:i/>
+          <w:iCs/>
+        </w:rPr>
+        <w:t>host</w:t>
+      </w:r>
+      <w:r>
+        <w:t xml:space="preserve"> dan pemain yang bertindak sebagai </w:t>
+      </w:r>
+      <w:r>
+        <w:rPr>
+          <w:i/>
+          <w:iCs/>
+        </w:rPr>
+        <w:t>client</w:t>
+      </w:r>
+    </w:p>
+    <w:p>
+      <w:pPr>
+        <w:jc w:val="both"/>
+        <w:rPr>
+          <w:i/>
+          <w:iCs/>
+        </w:rPr>
+      </w:pPr>
+    </w:p>
+    <w:p>
+      <w:pPr>
+        <w:ind w:firstLine="360"/>
+        <w:jc w:val="both"/>
+        <w:rPr>
+          <w:lang w:val="id-ID"/>
+        </w:rPr>
+      </w:pPr>
+      <w:r>
+        <w:rPr>
+          <w:lang w:val="id-ID"/>
+        </w:rPr>
+        <w:t>Untuk memperjelas ruang lingkup penelitian dan penyelesaian masalah tersebut, maka disusun rumusan masalah sebagai berikut:</w:t>
+      </w:r>
+    </w:p>
+    <w:p>
+      <w:pPr>
+        <w:numPr>
+          <w:ilvl w:val="0"/>
+          <w:numId w:val="11"/>
+        </w:numPr>
+        <w:jc w:val="both"/>
+        <w:rPr>
+          <w:lang w:val="id-ID"/>
+        </w:rPr>
+      </w:pPr>
+      <w:r>
+        <w:rPr>
+          <w:lang w:val="id-ID"/>
+        </w:rPr>
+        <w:t xml:space="preserve">Bagaimana merancang dan mengimplementasikan metode </w:t>
+      </w:r>
+      <w:r>
+        <w:rPr>
+          <w:i/>
+          <w:iCs/>
+          <w:lang w:val="id-ID"/>
+        </w:rPr>
+        <w:t>Client-Side Prediction</w:t>
+      </w:r>
+      <w:r>
+        <w:rPr>
+          <w:lang w:val="id-ID"/>
+        </w:rPr>
+        <w:t xml:space="preserve"> pada arsitektur </w:t>
+      </w:r>
+      <w:r>
+        <w:rPr>
+          <w:i/>
+          <w:iCs/>
+          <w:lang w:val="id-ID"/>
+        </w:rPr>
+        <w:t>client-host</w:t>
+      </w:r>
+      <w:r>
+        <w:rPr>
+          <w:lang w:val="id-ID"/>
+        </w:rPr>
+        <w:t xml:space="preserve"> untuk menghilangkan </w:t>
+      </w:r>
+      <w:r>
+        <w:rPr>
+          <w:i/>
+          <w:iCs/>
+          <w:lang w:val="id-ID"/>
+        </w:rPr>
+        <w:t>input delay</w:t>
+      </w:r>
+      <w:r>
+        <w:rPr>
+          <w:lang w:val="id-ID"/>
+        </w:rPr>
+        <w:t xml:space="preserve"> yang dialami oleh </w:t>
+      </w:r>
+      <w:r>
+        <w:rPr>
+          <w:i/>
+          <w:iCs/>
+          <w:lang w:val="id-ID"/>
+        </w:rPr>
+        <w:t>remote client</w:t>
+      </w:r>
+      <w:r>
+        <w:rPr>
+          <w:lang w:val="id-ID"/>
+        </w:rPr>
+        <w:t>?</w:t>
+      </w:r>
+    </w:p>
+    <w:p>
+      <w:pPr>
+        <w:numPr>
+          <w:ilvl w:val="0"/>
+          <w:numId w:val="11"/>
+        </w:numPr>
+        <w:jc w:val="both"/>
+        <w:rPr>
+          <w:lang w:val="id-ID"/>
+        </w:rPr>
+      </w:pPr>
+      <w:r>
+        <w:rPr>
+          <w:lang w:val="id-ID"/>
+        </w:rPr>
+        <w:t xml:space="preserve">Bagaimana mekanisme </w:t>
+      </w:r>
+      <w:r>
+        <w:rPr>
+          <w:i/>
+          <w:iCs/>
+          <w:lang w:val="id-ID"/>
+        </w:rPr>
+        <w:t>Server Reconciliation</w:t>
+      </w:r>
+      <w:r>
+        <w:rPr>
+          <w:lang w:val="id-ID"/>
+        </w:rPr>
+        <w:t xml:space="preserve"> diterapkan untuk mengoreksi diskrepansi </w:t>
+      </w:r>
+      <w:r>
+        <w:rPr>
+          <w:i/>
+          <w:iCs/>
+          <w:lang w:val="id-ID"/>
+        </w:rPr>
+        <w:t>state</w:t>
+      </w:r>
+      <w:r>
+        <w:rPr>
+          <w:lang w:val="id-ID"/>
+        </w:rPr>
+        <w:t xml:space="preserve"> (seperti posisi entitas dan interaksi) antara </w:t>
+      </w:r>
+      <w:r>
+        <w:rPr>
+          <w:i/>
+          <w:iCs/>
+          <w:lang w:val="id-ID"/>
+        </w:rPr>
+        <w:t>client</w:t>
+      </w:r>
+      <w:r>
+        <w:rPr>
+          <w:lang w:val="id-ID"/>
+        </w:rPr>
+        <w:t xml:space="preserve"> dan </w:t>
+      </w:r>
+      <w:r>
+        <w:rPr>
+          <w:i/>
+          <w:iCs/>
+          <w:lang w:val="id-ID"/>
+        </w:rPr>
+        <w:t>host</w:t>
+      </w:r>
+      <w:r>
+        <w:rPr>
+          <w:lang w:val="id-ID"/>
+        </w:rPr>
+        <w:t xml:space="preserve"> secara akurat tanpa memicu </w:t>
+      </w:r>
+      <w:r>
+        <w:rPr>
+          <w:i/>
+          <w:iCs/>
+          <w:lang w:val="id-ID"/>
+        </w:rPr>
+        <w:t>rubberbanding</w:t>
+      </w:r>
+      <w:r>
+        <w:rPr>
+          <w:lang w:val="id-ID"/>
+        </w:rPr>
+        <w:t xml:space="preserve"> yang visualnya mengganggu?</w:t>
+      </w:r>
+    </w:p>
+    <w:p>
+      <w:pPr>
+        <w:numPr>
+          <w:ilvl w:val="0"/>
+          <w:numId w:val="11"/>
+        </w:numPr>
+        <w:jc w:val="both"/>
+        <w:rPr>
+          <w:lang w:val="id-ID"/>
+        </w:rPr>
+      </w:pPr>
+      <w:r>
+        <w:rPr>
+          <w:lang w:val="id-ID"/>
+        </w:rPr>
+        <w:t xml:space="preserve">Bagaimana tingkat efektivitas serta konsistensi </w:t>
+      </w:r>
+      <w:r>
+        <w:rPr>
+          <w:i/>
+          <w:iCs/>
+          <w:lang w:val="id-ID"/>
+        </w:rPr>
+        <w:t>state</w:t>
+      </w:r>
+      <w:r>
+        <w:rPr>
+          <w:lang w:val="id-ID"/>
+        </w:rPr>
+        <w:t xml:space="preserve"> yang dihasilkan dari penerapan mekanisme sinkronisasi dan replikasi data tersebut pada berbagai kondisi </w:t>
+      </w:r>
+      <w:r>
+        <w:rPr>
+          <w:i/>
+          <w:iCs/>
+          <w:lang w:val="id-ID"/>
+        </w:rPr>
+        <w:t>latency</w:t>
+      </w:r>
+      <w:r>
+        <w:rPr>
+          <w:lang w:val="id-ID"/>
+        </w:rPr>
+        <w:t xml:space="preserve"> jaringan?</w:t>
+      </w:r>
+    </w:p>
+    <w:p>
+      <w:pPr>
+        <w:pStyle w:val="HeadingSubab"/>
+      </w:pPr>
+      <w:bookmarkStart w:id="3" w:name="_Toc197082821"/>
+      <w:r>
+        <w:t>TUJUAN</w:t>
+      </w:r>
+      <w:bookmarkEnd w:id="3"/>
+      <w:r>
+        <w:br/>
+      </w:r>
+    </w:p>
+    <w:p>
+      <w:pPr>
+        <w:ind w:firstLine="360"/>
+        <w:jc w:val="both"/>
+        <w:rPr>
+          <w:lang w:val="id-ID"/>
+        </w:rPr>
+      </w:pPr>
+      <w:r>
+        <w:rPr>
+          <w:lang w:val="id"/>
+        </w:rPr>
+        <w:t xml:space="preserve">Deskripsikan </w:t>
+      </w:r>
+      <w:r>
+        <w:rPr>
+          <w:lang w:val="id-ID"/>
+        </w:rPr>
+        <w:t xml:space="preserve">Penelitian proyek akhir ini mengajukan suatu metode sinkronisasi data yang mengintegrasikan teknik </w:t>
+      </w:r>
+      <w:r>
+        <w:rPr>
+          <w:i/>
+          <w:iCs/>
+          <w:lang w:val="id-ID"/>
+        </w:rPr>
+        <w:t>Client Side Prediction</w:t>
+      </w:r>
+      <w:r>
+        <w:rPr>
+          <w:lang w:val="id-ID"/>
+        </w:rPr>
+        <w:t xml:space="preserve"> dan </w:t>
+      </w:r>
+      <w:r>
+        <w:rPr>
+          <w:i/>
+          <w:iCs/>
+          <w:lang w:val="id-ID"/>
+        </w:rPr>
+        <w:t>Server Reconciliation</w:t>
+      </w:r>
+      <w:r>
+        <w:rPr>
+          <w:lang w:val="id-ID"/>
+        </w:rPr>
+        <w:t xml:space="preserve"> untuk mengatasi masalah </w:t>
+      </w:r>
+      <w:r>
+        <w:rPr>
+          <w:i/>
+          <w:iCs/>
+          <w:lang w:val="id-ID"/>
+        </w:rPr>
+        <w:t>input delay</w:t>
+      </w:r>
+      <w:r>
+        <w:rPr>
+          <w:lang w:val="id-ID"/>
+        </w:rPr>
+        <w:t xml:space="preserve"> serta </w:t>
+      </w:r>
+      <w:r>
+        <w:rPr>
+          <w:i/>
+          <w:iCs/>
+          <w:lang w:val="id-ID"/>
+        </w:rPr>
+        <w:t>rubberbanding</w:t>
+      </w:r>
+      <w:r>
+        <w:rPr>
+          <w:lang w:val="id-ID"/>
+        </w:rPr>
+        <w:t xml:space="preserve"> pada game co-op berbasis </w:t>
+      </w:r>
+      <w:r>
+        <w:rPr>
+          <w:i/>
+          <w:iCs/>
+          <w:lang w:val="id-ID"/>
+        </w:rPr>
+        <w:t>client-host</w:t>
+      </w:r>
+      <w:r>
+        <w:rPr>
+          <w:lang w:val="id-ID"/>
+        </w:rPr>
+        <w:t>.</w:t>
+      </w:r>
+    </w:p>
+    <w:p>
+      <w:pPr>
+        <w:jc w:val="both"/>
+        <w:rPr>
+          <w:lang w:val="id-ID"/>
+        </w:rPr>
+      </w:pPr>
+      <w:r>
+        <w:rPr>
+          <w:lang w:val="id-ID"/>
+        </w:rPr>
+        <w:t>Secara lebih rinci, tujuan dari penelitian proyek akhir ini adalah:</w:t>
+      </w:r>
+    </w:p>
+    <w:p>
+      <w:pPr>
+        <w:numPr>
+          <w:ilvl w:val="0"/>
+          <w:numId w:val="12"/>
+        </w:numPr>
+        <w:jc w:val="both"/>
+        <w:rPr>
+          <w:lang w:val="id-ID"/>
+        </w:rPr>
+      </w:pPr>
+      <w:r>
+        <w:rPr>
+          <w:lang w:val="id-ID"/>
+        </w:rPr>
+        <w:lastRenderedPageBreak/>
+        <w:t xml:space="preserve">Merancang mekanisme </w:t>
+      </w:r>
+      <w:r>
+        <w:rPr>
+          <w:i/>
+          <w:iCs/>
+          <w:lang w:val="id-ID"/>
+        </w:rPr>
+        <w:t>Client Side Prediction</w:t>
+      </w:r>
+      <w:r>
+        <w:rPr>
+          <w:lang w:val="id-ID"/>
+        </w:rPr>
+        <w:t xml:space="preserve"> yang memungkinkan </w:t>
+      </w:r>
+      <w:r>
+        <w:rPr>
+          <w:i/>
+          <w:iCs/>
+          <w:lang w:val="id-ID"/>
+        </w:rPr>
+        <w:t>remote client</w:t>
+      </w:r>
+      <w:r>
+        <w:rPr>
+          <w:lang w:val="id-ID"/>
+        </w:rPr>
+        <w:t xml:space="preserve"> untuk menyimulasikan state lokal secara instan, sehingga menghilangkan persepsi </w:t>
+      </w:r>
+      <w:r>
+        <w:rPr>
+          <w:i/>
+          <w:iCs/>
+          <w:lang w:val="id-ID"/>
+        </w:rPr>
+        <w:t>latency</w:t>
+      </w:r>
+      <w:r>
+        <w:rPr>
+          <w:lang w:val="id-ID"/>
+        </w:rPr>
+        <w:t xml:space="preserve"> pada sisi pemain tanpa mengorbankan otoritas </w:t>
+      </w:r>
+      <w:r>
+        <w:rPr>
+          <w:i/>
+          <w:iCs/>
+          <w:lang w:val="id-ID"/>
+        </w:rPr>
+        <w:t>server</w:t>
+      </w:r>
+      <w:r>
+        <w:rPr>
+          <w:lang w:val="id-ID"/>
+        </w:rPr>
+        <w:t>.</w:t>
+      </w:r>
+    </w:p>
+    <w:p>
+      <w:pPr>
+        <w:numPr>
+          <w:ilvl w:val="0"/>
+          <w:numId w:val="12"/>
+        </w:numPr>
+        <w:jc w:val="both"/>
+        <w:rPr>
+          <w:lang w:val="id-ID"/>
+        </w:rPr>
+      </w:pPr>
+      <w:r>
+        <w:rPr>
+          <w:lang w:val="id-ID"/>
+        </w:rPr>
+        <w:t xml:space="preserve">Mengembangkan sistem </w:t>
+      </w:r>
+      <w:r>
+        <w:rPr>
+          <w:i/>
+          <w:iCs/>
+          <w:lang w:val="id-ID"/>
+        </w:rPr>
+        <w:t>Server Reconciliation</w:t>
+      </w:r>
+      <w:r>
+        <w:rPr>
+          <w:lang w:val="id-ID"/>
+        </w:rPr>
+        <w:t xml:space="preserve"> yang mampu menyelaraskan perbedaan data antara </w:t>
+      </w:r>
+      <w:r>
+        <w:rPr>
+          <w:i/>
+          <w:iCs/>
+          <w:lang w:val="id-ID"/>
+        </w:rPr>
+        <w:t>client</w:t>
+      </w:r>
+      <w:r>
+        <w:rPr>
+          <w:lang w:val="id-ID"/>
+        </w:rPr>
+        <w:t xml:space="preserve"> dan </w:t>
+      </w:r>
+      <w:r>
+        <w:rPr>
+          <w:i/>
+          <w:iCs/>
+          <w:lang w:val="id-ID"/>
+        </w:rPr>
+        <w:t>host</w:t>
+      </w:r>
+      <w:r>
+        <w:rPr>
+          <w:lang w:val="id-ID"/>
+        </w:rPr>
+        <w:t xml:space="preserve"> secara akurat dengan menggunakan </w:t>
+      </w:r>
+      <w:r>
+        <w:rPr>
+          <w:i/>
+          <w:iCs/>
+          <w:lang w:val="id-ID"/>
+        </w:rPr>
+        <w:t>input buffer</w:t>
+      </w:r>
+      <w:r>
+        <w:rPr>
+          <w:lang w:val="id-ID"/>
+        </w:rPr>
+        <w:t xml:space="preserve"> untuk meminimalkan gangguan visual saat terjadi koreksi state.</w:t>
+      </w:r>
+    </w:p>
+    <w:p>
+      <w:pPr>
+        <w:numPr>
+          <w:ilvl w:val="0"/>
+          <w:numId w:val="12"/>
+        </w:numPr>
+        <w:jc w:val="both"/>
+        <w:rPr>
+          <w:lang w:val="id-ID"/>
+        </w:rPr>
+      </w:pPr>
+      <w:r>
+        <w:rPr>
+          <w:lang w:val="id-ID"/>
+        </w:rPr>
+        <w:t>Membangun kerangka kerja replikasi data yang konsisten untuk memastikan seluruh pemain dalam sesi co-op memiliki gambaran dunia permainan yang sinkron, terutama pada interaksi objek dan posisi entitas.</w:t>
+      </w:r>
+    </w:p>
+    <w:p>
+      <w:pPr>
+        <w:ind w:left="360"/>
+        <w:jc w:val="both"/>
+        <w:rPr>
+          <w:lang w:val="id-ID"/>
+        </w:rPr>
+      </w:pPr>
+    </w:p>
+    <w:p>
+      <w:pPr>
+        <w:pStyle w:val="HeadingSubab"/>
+      </w:pPr>
       <w:bookmarkStart w:id="4" w:name="_Toc197082822"/>
       <w:r>
         <w:t>MANFAAT</w:t>
@@ -951,14 +1914,349 @@
       <w:pPr>
         <w:ind w:firstLine="360"/>
         <w:rPr>
-          <w:lang w:val="id"/>
-        </w:rPr>
-      </w:pPr>
-      <w:r>
-        <w:rPr>
-          <w:lang w:val="id"/>
-        </w:rPr>
-        <w:t>Uraikan kontribusi proyek akhir pada pengembangan ilmu pengetahuan teknologi dan seni, pemecahan masalah pembangunan, atau pengembangan kelembagaan. Kontribusi menggambarkan manfaat dari penelitian terhadap pihak tertentu saat penelitian sudah selesai. Kontribusi sebaiknya bersifat spesifik, tidak terlalu luas dan tidak terkesan mengada- ada. Jelaskan siapa yang mendapatkan manfaat dari penelitian penulis dan dalam bentuk apa manfaatnya.</w:t>
+          <w:lang w:val="id-ID"/>
+        </w:rPr>
+      </w:pPr>
+      <w:r>
+        <w:rPr>
+          <w:lang w:val="id-ID"/>
+        </w:rPr>
+        <w:t>Penelitian proyek akhir ini diharapkan dapat memberikan kontribusi yang spesifik dan solutif pada pengembangan teknologi game, dengan rincian manfaat sebagai berikut:</w:t>
+      </w:r>
+    </w:p>
+    <w:p>
+      <w:pPr>
+        <w:numPr>
+          <w:ilvl w:val="0"/>
+          <w:numId w:val="13"/>
+        </w:numPr>
+        <w:rPr>
+          <w:lang w:val="id-ID"/>
+        </w:rPr>
+      </w:pPr>
+      <w:r>
+        <w:rPr>
+          <w:b/>
+          <w:bCs/>
+          <w:lang w:val="id-ID"/>
+        </w:rPr>
+        <w:t>Bagi Pengembang Game (</w:t>
+      </w:r>
+      <w:r>
+        <w:rPr>
+          <w:b/>
+          <w:bCs/>
+          <w:i/>
+          <w:iCs/>
+          <w:lang w:val="id-ID"/>
+        </w:rPr>
+        <w:t>Game Developer</w:t>
+      </w:r>
+      <w:r>
+        <w:rPr>
+          <w:b/>
+          <w:bCs/>
+          <w:lang w:val="id-ID"/>
+        </w:rPr>
+        <w:t>):</w:t>
+      </w:r>
+      <w:r>
+        <w:rPr>
+          <w:lang w:val="id-ID"/>
+        </w:rPr>
+        <w:t xml:space="preserve"> Memberikan panduan teknis dan referensi arsitektur yang teruji dalam menerapkan </w:t>
+      </w:r>
+      <w:r>
+        <w:rPr>
+          <w:i/>
+          <w:iCs/>
+          <w:lang w:val="id-ID"/>
+        </w:rPr>
+        <w:t>Client-Side Prediction</w:t>
+      </w:r>
+      <w:r>
+        <w:rPr>
+          <w:lang w:val="id-ID"/>
+        </w:rPr>
+        <w:t xml:space="preserve"> (CSP) dan </w:t>
+      </w:r>
+      <w:r>
+        <w:rPr>
+          <w:i/>
+          <w:iCs/>
+          <w:lang w:val="id-ID"/>
+        </w:rPr>
+        <w:t>Server Reconciliation</w:t>
+      </w:r>
+      <w:r>
+        <w:rPr>
+          <w:lang w:val="id-ID"/>
+        </w:rPr>
+        <w:t xml:space="preserve"> pada topologi </w:t>
+      </w:r>
+      <w:r>
+        <w:rPr>
+          <w:i/>
+          <w:iCs/>
+          <w:lang w:val="id-ID"/>
+        </w:rPr>
+        <w:t>listen server</w:t>
+      </w:r>
+      <w:r>
+        <w:rPr>
+          <w:lang w:val="id-ID"/>
+        </w:rPr>
+        <w:t xml:space="preserve"> (</w:t>
+      </w:r>
+      <w:r>
+        <w:rPr>
+          <w:i/>
+          <w:iCs/>
+          <w:lang w:val="id-ID"/>
+        </w:rPr>
+        <w:t>client-host</w:t>
+      </w:r>
+      <w:r>
+        <w:rPr>
+          <w:lang w:val="id-ID"/>
+        </w:rPr>
+        <w:t xml:space="preserve">). Solusi ini sangat menguntungkan pengembang independen atau studio yang ingin mengoptimalkan infrastruktur </w:t>
+      </w:r>
+      <w:r>
+        <w:rPr>
+          <w:i/>
+          <w:iCs/>
+          <w:lang w:val="id-ID"/>
+        </w:rPr>
+        <w:t>multiplayer</w:t>
+      </w:r>
+      <w:r>
+        <w:rPr>
+          <w:lang w:val="id-ID"/>
+        </w:rPr>
+        <w:t xml:space="preserve"> mereka secara efisien tanpa harus bergantung pada </w:t>
+      </w:r>
+      <w:r>
+        <w:rPr>
+          <w:i/>
+          <w:iCs/>
+          <w:lang w:val="id-ID"/>
+        </w:rPr>
+        <w:t>dedicated server</w:t>
+      </w:r>
+      <w:r>
+        <w:rPr>
+          <w:lang w:val="id-ID"/>
+        </w:rPr>
+        <w:t xml:space="preserve"> yang membutuhkan biaya operasional tinggi.</w:t>
+      </w:r>
+    </w:p>
+    <w:p>
+      <w:pPr>
+        <w:numPr>
+          <w:ilvl w:val="0"/>
+          <w:numId w:val="13"/>
+        </w:numPr>
+        <w:rPr>
+          <w:lang w:val="id-ID"/>
+        </w:rPr>
+      </w:pPr>
+      <w:r>
+        <w:rPr>
+          <w:b/>
+          <w:bCs/>
+          <w:lang w:val="id-ID"/>
+        </w:rPr>
+        <w:t>Bagi Pemain (</w:t>
+      </w:r>
+      <w:r>
+        <w:rPr>
+          <w:b/>
+          <w:bCs/>
+          <w:i/>
+          <w:iCs/>
+          <w:lang w:val="id-ID"/>
+        </w:rPr>
+        <w:t>Player</w:t>
+      </w:r>
+      <w:r>
+        <w:rPr>
+          <w:b/>
+          <w:bCs/>
+          <w:lang w:val="id-ID"/>
+        </w:rPr>
+        <w:t>):</w:t>
+      </w:r>
+      <w:r>
+        <w:rPr>
+          <w:lang w:val="id-ID"/>
+        </w:rPr>
+        <w:t xml:space="preserve"> Meningkatkan kualitas pengalaman bermain (</w:t>
+      </w:r>
+      <w:r>
+        <w:rPr>
+          <w:i/>
+          <w:iCs/>
+          <w:lang w:val="id-ID"/>
+        </w:rPr>
+        <w:t>user experience</w:t>
+      </w:r>
+      <w:r>
+        <w:rPr>
+          <w:lang w:val="id-ID"/>
+        </w:rPr>
+        <w:t xml:space="preserve">) dan </w:t>
+      </w:r>
+      <w:r>
+        <w:rPr>
+          <w:i/>
+          <w:iCs/>
+          <w:lang w:val="id-ID"/>
+        </w:rPr>
+        <w:t>game-feel</w:t>
+      </w:r>
+      <w:r>
+        <w:rPr>
+          <w:lang w:val="id-ID"/>
+        </w:rPr>
+        <w:t xml:space="preserve"> pada game </w:t>
+      </w:r>
+      <w:r>
+        <w:rPr>
+          <w:i/>
+          <w:iCs/>
+          <w:lang w:val="id-ID"/>
+        </w:rPr>
+        <w:t>co-op</w:t>
+      </w:r>
+      <w:r>
+        <w:rPr>
+          <w:lang w:val="id-ID"/>
+        </w:rPr>
+        <w:t xml:space="preserve">. Dengan teratasinya masalah </w:t>
+      </w:r>
+      <w:r>
+        <w:rPr>
+          <w:i/>
+          <w:iCs/>
+          <w:lang w:val="id-ID"/>
+        </w:rPr>
+        <w:t>input delay</w:t>
+      </w:r>
+      <w:r>
+        <w:rPr>
+          <w:lang w:val="id-ID"/>
+        </w:rPr>
+        <w:t xml:space="preserve"> dan minimnya efek </w:t>
+      </w:r>
+      <w:r>
+        <w:rPr>
+          <w:i/>
+          <w:iCs/>
+          <w:lang w:val="id-ID"/>
+        </w:rPr>
+        <w:t>rubberbanding</w:t>
+      </w:r>
+      <w:r>
+        <w:rPr>
+          <w:lang w:val="id-ID"/>
+        </w:rPr>
+        <w:t xml:space="preserve"> saat koreksi posisi, </w:t>
+      </w:r>
+      <w:r>
+        <w:rPr>
+          <w:i/>
+          <w:iCs/>
+          <w:lang w:val="id-ID"/>
+        </w:rPr>
+        <w:t>remote client</w:t>
+      </w:r>
+      <w:r>
+        <w:rPr>
+          <w:lang w:val="id-ID"/>
+        </w:rPr>
+        <w:t xml:space="preserve"> dapat merasakan kontrol yang setara, responsif, dan sealami bermain secara lokal (</w:t>
+      </w:r>
+      <w:r>
+        <w:rPr>
+          <w:i/>
+          <w:iCs/>
+          <w:lang w:val="id-ID"/>
+        </w:rPr>
+        <w:t>offline</w:t>
+      </w:r>
+      <w:r>
+        <w:rPr>
+          <w:lang w:val="id-ID"/>
+        </w:rPr>
+        <w:t>).</w:t>
+      </w:r>
+    </w:p>
+    <w:p>
+      <w:pPr>
+        <w:numPr>
+          <w:ilvl w:val="0"/>
+          <w:numId w:val="13"/>
+        </w:numPr>
+        <w:rPr>
+          <w:lang w:val="id-ID"/>
+        </w:rPr>
+      </w:pPr>
+      <w:r>
+        <w:rPr>
+          <w:b/>
+          <w:bCs/>
+          <w:lang w:val="id-ID"/>
+        </w:rPr>
+        <w:t>Bagi Akademisi dan Pengembangan Keilmuan:</w:t>
+      </w:r>
+      <w:r>
+        <w:rPr>
+          <w:lang w:val="id-ID"/>
+        </w:rPr>
+        <w:t xml:space="preserve"> Menjadi rujukan terapan bagi penelitian selanjutnya, khususnya di ranah keilmuan Teknologi Game, terkait optimasi </w:t>
+      </w:r>
+      <w:r>
+        <w:rPr>
+          <w:i/>
+          <w:iCs/>
+          <w:lang w:val="id-ID"/>
+        </w:rPr>
+        <w:t>netcode</w:t>
+      </w:r>
+      <w:r>
+        <w:rPr>
+          <w:lang w:val="id-ID"/>
+        </w:rPr>
+        <w:t xml:space="preserve"> dan sinkronisasi replikasi data </w:t>
+      </w:r>
+      <w:r>
+        <w:rPr>
+          <w:i/>
+          <w:iCs/>
+          <w:lang w:val="id-ID"/>
+        </w:rPr>
+        <w:t>multiplayer</w:t>
+      </w:r>
+      <w:r>
+        <w:rPr>
+          <w:lang w:val="id-ID"/>
+        </w:rPr>
+        <w:t xml:space="preserve">. Penelitian ini menyediakan pijakan konkret mengenai penanganan masalah latensi secara prediktif dalam lingkungan komputasi </w:t>
+      </w:r>
+      <w:r>
+        <w:rPr>
+          <w:i/>
+          <w:iCs/>
+          <w:lang w:val="id-ID"/>
+        </w:rPr>
+        <w:t>real-time</w:t>
+      </w:r>
+      <w:r>
+        <w:rPr>
+          <w:lang w:val="id-ID"/>
+        </w:rPr>
+        <w:t>.</w:t>
       </w:r>
     </w:p>
     <w:p>
@@ -1097,6 +2395,7 @@
               <w:rPr>
                 <w:lang w:val="id"/>
               </w:rPr>
+              <w:lastRenderedPageBreak/>
               <w:t>Jelaskan tentang apa saja yang dibahas pada Bab 2. Penjelasan memuat bagian-bagian penting pada Kajian Pustaka.</w:t>
             </w:r>
           </w:p>
@@ -1120,6 +2419,7 @@
                 <w:b/>
                 <w:bCs/>
               </w:rPr>
+              <w:lastRenderedPageBreak/>
               <w:t>Bab 3</w:t>
             </w:r>
           </w:p>
@@ -1279,7 +2579,6 @@
       </w:pPr>
       <w:bookmarkStart w:id="6" w:name="_Toc197082824"/>
       <w:r>
-        <w:lastRenderedPageBreak/>
         <w:t>BAB 2</w:t>
       </w:r>
       <w:r>
@@ -1392,6 +2691,7 @@
       </w:pPr>
       <w:bookmarkStart w:id="9" w:name="_Toc197082827"/>
       <w:r>
+        <w:lastRenderedPageBreak/>
         <w:t>PENELITIAN TERKAIT</w:t>
       </w:r>
       <w:bookmarkEnd w:id="9"/>
@@ -1473,7 +2773,6 @@
         <w:rPr>
           <w:lang w:val="id"/>
         </w:rPr>
-        <w:lastRenderedPageBreak/>
         <w:t>"Ini contoh penulisan rujukan untuk kutipan langsung dan panjang, ditulis pada paragraf terpisah dengan dengan memberikan tanda petik ganda di awal dan akhir kutipan, ukuran font 10 point dan margin kanan kiri yang masuk 10 mm dari batas penulisan, kemudian diiringi dengan sumber referensi pada daftar pustaka." [5]</w:t>
       </w:r>
       <w:r>
@@ -3246,6 +4545,119 @@
     </w:lvl>
   </w:abstractNum>
   <w:abstractNum w:abstractNumId="1" w15:restartNumberingAfterBreak="0">
+    <w:nsid w:val="091C1656"/>
+    <w:multiLevelType w:val="multilevel"/>
+    <w:tmpl w:val="35E04C72"/>
+    <w:lvl w:ilvl="0">
+      <w:start w:val="1"/>
+      <w:numFmt w:val="decimal"/>
+      <w:lvlText w:val="%1."/>
+      <w:lvlJc w:val="left"/>
+      <w:pPr>
+        <w:tabs>
+          <w:tab w:val="num" w:pos="720"/>
+        </w:tabs>
+        <w:ind w:left="720" w:hanging="360"/>
+      </w:pPr>
+    </w:lvl>
+    <w:lvl w:ilvl="1" w:tentative="1">
+      <w:start w:val="1"/>
+      <w:numFmt w:val="decimal"/>
+      <w:lvlText w:val="%2."/>
+      <w:lvlJc w:val="left"/>
+      <w:pPr>
+        <w:tabs>
+          <w:tab w:val="num" w:pos="1440"/>
+        </w:tabs>
+        <w:ind w:left="1440" w:hanging="360"/>
+      </w:pPr>
+    </w:lvl>
+    <w:lvl w:ilvl="2" w:tentative="1">
+      <w:start w:val="1"/>
+      <w:numFmt w:val="decimal"/>
+      <w:lvlText w:val="%3."/>
+      <w:lvlJc w:val="left"/>
+      <w:pPr>
+        <w:tabs>
+          <w:tab w:val="num" w:pos="2160"/>
+        </w:tabs>
+        <w:ind w:left="2160" w:hanging="360"/>
+      </w:pPr>
+    </w:lvl>
+    <w:lvl w:ilvl="3" w:tentative="1">
+      <w:start w:val="1"/>
+      <w:numFmt w:val="decimal"/>
+      <w:lvlText w:val="%4."/>
+      <w:lvlJc w:val="left"/>
+      <w:pPr>
+        <w:tabs>
+          <w:tab w:val="num" w:pos="2880"/>
+        </w:tabs>
+        <w:ind w:left="2880" w:hanging="360"/>
+      </w:pPr>
+    </w:lvl>
+    <w:lvl w:ilvl="4" w:tentative="1">
+      <w:start w:val="1"/>
+      <w:numFmt w:val="decimal"/>
+      <w:lvlText w:val="%5."/>
+      <w:lvlJc w:val="left"/>
+      <w:pPr>
+        <w:tabs>
+          <w:tab w:val="num" w:pos="3600"/>
+        </w:tabs>
+        <w:ind w:left="3600" w:hanging="360"/>
+      </w:pPr>
+    </w:lvl>
+    <w:lvl w:ilvl="5" w:tentative="1">
+      <w:start w:val="1"/>
+      <w:numFmt w:val="decimal"/>
+      <w:lvlText w:val="%6."/>
+      <w:lvlJc w:val="left"/>
+      <w:pPr>
+        <w:tabs>
+          <w:tab w:val="num" w:pos="4320"/>
+        </w:tabs>
+        <w:ind w:left="4320" w:hanging="360"/>
+      </w:pPr>
+    </w:lvl>
+    <w:lvl w:ilvl="6" w:tentative="1">
+      <w:start w:val="1"/>
+      <w:numFmt w:val="decimal"/>
+      <w:lvlText w:val="%7."/>
+      <w:lvlJc w:val="left"/>
+      <w:pPr>
+        <w:tabs>
+          <w:tab w:val="num" w:pos="5040"/>
+        </w:tabs>
+        <w:ind w:left="5040" w:hanging="360"/>
+      </w:pPr>
+    </w:lvl>
+    <w:lvl w:ilvl="7" w:tentative="1">
+      <w:start w:val="1"/>
+      <w:numFmt w:val="decimal"/>
+      <w:lvlText w:val="%8."/>
+      <w:lvlJc w:val="left"/>
+      <w:pPr>
+        <w:tabs>
+          <w:tab w:val="num" w:pos="5760"/>
+        </w:tabs>
+        <w:ind w:left="5760" w:hanging="360"/>
+      </w:pPr>
+    </w:lvl>
+    <w:lvl w:ilvl="8" w:tentative="1">
+      <w:start w:val="1"/>
+      <w:numFmt w:val="decimal"/>
+      <w:lvlText w:val="%9."/>
+      <w:lvlJc w:val="left"/>
+      <w:pPr>
+        <w:tabs>
+          <w:tab w:val="num" w:pos="6480"/>
+        </w:tabs>
+        <w:ind w:left="6480" w:hanging="360"/>
+      </w:pPr>
+    </w:lvl>
+  </w:abstractNum>
+  <w:abstractNum w:abstractNumId="2" w15:restartNumberingAfterBreak="0">
     <w:nsid w:val="147D33CE"/>
     <w:multiLevelType w:val="hybridMultilevel"/>
     <w:tmpl w:val="251037FA"/>
@@ -3367,7 +4779,120 @@
       </w:rPr>
     </w:lvl>
   </w:abstractNum>
-  <w:abstractNum w:abstractNumId="2" w15:restartNumberingAfterBreak="0">
+  <w:abstractNum w:abstractNumId="3" w15:restartNumberingAfterBreak="0">
+    <w:nsid w:val="15A75440"/>
+    <w:multiLevelType w:val="multilevel"/>
+    <w:tmpl w:val="A398A624"/>
+    <w:lvl w:ilvl="0">
+      <w:start w:val="1"/>
+      <w:numFmt w:val="decimal"/>
+      <w:lvlText w:val="%1."/>
+      <w:lvlJc w:val="left"/>
+      <w:pPr>
+        <w:tabs>
+          <w:tab w:val="num" w:pos="720"/>
+        </w:tabs>
+        <w:ind w:left="720" w:hanging="360"/>
+      </w:pPr>
+    </w:lvl>
+    <w:lvl w:ilvl="1" w:tentative="1">
+      <w:start w:val="1"/>
+      <w:numFmt w:val="decimal"/>
+      <w:lvlText w:val="%2."/>
+      <w:lvlJc w:val="left"/>
+      <w:pPr>
+        <w:tabs>
+          <w:tab w:val="num" w:pos="1440"/>
+        </w:tabs>
+        <w:ind w:left="1440" w:hanging="360"/>
+      </w:pPr>
+    </w:lvl>
+    <w:lvl w:ilvl="2" w:tentative="1">
+      <w:start w:val="1"/>
+      <w:numFmt w:val="decimal"/>
+      <w:lvlText w:val="%3."/>
+      <w:lvlJc w:val="left"/>
+      <w:pPr>
+        <w:tabs>
+          <w:tab w:val="num" w:pos="2160"/>
+        </w:tabs>
+        <w:ind w:left="2160" w:hanging="360"/>
+      </w:pPr>
+    </w:lvl>
+    <w:lvl w:ilvl="3" w:tentative="1">
+      <w:start w:val="1"/>
+      <w:numFmt w:val="decimal"/>
+      <w:lvlText w:val="%4."/>
+      <w:lvlJc w:val="left"/>
+      <w:pPr>
+        <w:tabs>
+          <w:tab w:val="num" w:pos="2880"/>
+        </w:tabs>
+        <w:ind w:left="2880" w:hanging="360"/>
+      </w:pPr>
+    </w:lvl>
+    <w:lvl w:ilvl="4" w:tentative="1">
+      <w:start w:val="1"/>
+      <w:numFmt w:val="decimal"/>
+      <w:lvlText w:val="%5."/>
+      <w:lvlJc w:val="left"/>
+      <w:pPr>
+        <w:tabs>
+          <w:tab w:val="num" w:pos="3600"/>
+        </w:tabs>
+        <w:ind w:left="3600" w:hanging="360"/>
+      </w:pPr>
+    </w:lvl>
+    <w:lvl w:ilvl="5" w:tentative="1">
+      <w:start w:val="1"/>
+      <w:numFmt w:val="decimal"/>
+      <w:lvlText w:val="%6."/>
+      <w:lvlJc w:val="left"/>
+      <w:pPr>
+        <w:tabs>
+          <w:tab w:val="num" w:pos="4320"/>
+        </w:tabs>
+        <w:ind w:left="4320" w:hanging="360"/>
+      </w:pPr>
+    </w:lvl>
+    <w:lvl w:ilvl="6" w:tentative="1">
+      <w:start w:val="1"/>
+      <w:numFmt w:val="decimal"/>
+      <w:lvlText w:val="%7."/>
+      <w:lvlJc w:val="left"/>
+      <w:pPr>
+        <w:tabs>
+          <w:tab w:val="num" w:pos="5040"/>
+        </w:tabs>
+        <w:ind w:left="5040" w:hanging="360"/>
+      </w:pPr>
+    </w:lvl>
+    <w:lvl w:ilvl="7" w:tentative="1">
+      <w:start w:val="1"/>
+      <w:numFmt w:val="decimal"/>
+      <w:lvlText w:val="%8."/>
+      <w:lvlJc w:val="left"/>
+      <w:pPr>
+        <w:tabs>
+          <w:tab w:val="num" w:pos="5760"/>
+        </w:tabs>
+        <w:ind w:left="5760" w:hanging="360"/>
+      </w:pPr>
+    </w:lvl>
+    <w:lvl w:ilvl="8" w:tentative="1">
+      <w:start w:val="1"/>
+      <w:numFmt w:val="decimal"/>
+      <w:lvlText w:val="%9."/>
+      <w:lvlJc w:val="left"/>
+      <w:pPr>
+        <w:tabs>
+          <w:tab w:val="num" w:pos="6480"/>
+        </w:tabs>
+        <w:ind w:left="6480" w:hanging="360"/>
+      </w:pPr>
+    </w:lvl>
+  </w:abstractNum>
+  <w:abstractNum w:abstractNumId="4" w15:restartNumberingAfterBreak="0">
     <w:nsid w:val="230125CE"/>
     <w:multiLevelType w:val="multilevel"/>
     <w:tmpl w:val="D5A6F8EE"/>
@@ -3484,7 +5009,7 @@
       </w:rPr>
     </w:lvl>
   </w:abstractNum>
-  <w:abstractNum w:abstractNumId="3" w15:restartNumberingAfterBreak="0">
+  <w:abstractNum w:abstractNumId="5" w15:restartNumberingAfterBreak="0">
     <w:nsid w:val="295C6AD3"/>
     <w:multiLevelType w:val="multilevel"/>
     <w:tmpl w:val="31E483A6"/>
@@ -3599,7 +5124,7 @@
       </w:rPr>
     </w:lvl>
   </w:abstractNum>
-  <w:abstractNum w:abstractNumId="4" w15:restartNumberingAfterBreak="0">
+  <w:abstractNum w:abstractNumId="6" w15:restartNumberingAfterBreak="0">
     <w:nsid w:val="51FB4D69"/>
     <w:multiLevelType w:val="multilevel"/>
     <w:tmpl w:val="0409001D"/>
@@ -3690,7 +5215,7 @@
       </w:pPr>
     </w:lvl>
   </w:abstractNum>
-  <w:abstractNum w:abstractNumId="5" w15:restartNumberingAfterBreak="0">
+  <w:abstractNum w:abstractNumId="7" w15:restartNumberingAfterBreak="0">
     <w:nsid w:val="56BC2C11"/>
     <w:multiLevelType w:val="multilevel"/>
     <w:tmpl w:val="941EAD34"/>
@@ -3806,7 +5331,120 @@
       </w:rPr>
     </w:lvl>
   </w:abstractNum>
-  <w:abstractNum w:abstractNumId="6" w15:restartNumberingAfterBreak="0">
+  <w:abstractNum w:abstractNumId="8" w15:restartNumberingAfterBreak="0">
+    <w:nsid w:val="687B75DE"/>
+    <w:multiLevelType w:val="multilevel"/>
+    <w:tmpl w:val="4C526166"/>
+    <w:lvl w:ilvl="0">
+      <w:start w:val="1"/>
+      <w:numFmt w:val="decimal"/>
+      <w:lvlText w:val="%1."/>
+      <w:lvlJc w:val="left"/>
+      <w:pPr>
+        <w:tabs>
+          <w:tab w:val="num" w:pos="720"/>
+        </w:tabs>
+        <w:ind w:left="720" w:hanging="360"/>
+      </w:pPr>
+    </w:lvl>
+    <w:lvl w:ilvl="1" w:tentative="1">
+      <w:start w:val="1"/>
+      <w:numFmt w:val="decimal"/>
+      <w:lvlText w:val="%2."/>
+      <w:lvlJc w:val="left"/>
+      <w:pPr>
+        <w:tabs>
+          <w:tab w:val="num" w:pos="1440"/>
+        </w:tabs>
+        <w:ind w:left="1440" w:hanging="360"/>
+      </w:pPr>
+    </w:lvl>
+    <w:lvl w:ilvl="2" w:tentative="1">
+      <w:start w:val="1"/>
+      <w:numFmt w:val="decimal"/>
+      <w:lvlText w:val="%3."/>
+      <w:lvlJc w:val="left"/>
+      <w:pPr>
+        <w:tabs>
+          <w:tab w:val="num" w:pos="2160"/>
+        </w:tabs>
+        <w:ind w:left="2160" w:hanging="360"/>
+      </w:pPr>
+    </w:lvl>
+    <w:lvl w:ilvl="3" w:tentative="1">
+      <w:start w:val="1"/>
+      <w:numFmt w:val="decimal"/>
+      <w:lvlText w:val="%4."/>
+      <w:lvlJc w:val="left"/>
+      <w:pPr>
+        <w:tabs>
+          <w:tab w:val="num" w:pos="2880"/>
+        </w:tabs>
+        <w:ind w:left="2880" w:hanging="360"/>
+      </w:pPr>
+    </w:lvl>
+    <w:lvl w:ilvl="4" w:tentative="1">
+      <w:start w:val="1"/>
+      <w:numFmt w:val="decimal"/>
+      <w:lvlText w:val="%5."/>
+      <w:lvlJc w:val="left"/>
+      <w:pPr>
+        <w:tabs>
+          <w:tab w:val="num" w:pos="3600"/>
+        </w:tabs>
+        <w:ind w:left="3600" w:hanging="360"/>
+      </w:pPr>
+    </w:lvl>
+    <w:lvl w:ilvl="5" w:tentative="1">
+      <w:start w:val="1"/>
+      <w:numFmt w:val="decimal"/>
+      <w:lvlText w:val="%6."/>
+      <w:lvlJc w:val="left"/>
+      <w:pPr>
+        <w:tabs>
+          <w:tab w:val="num" w:pos="4320"/>
+        </w:tabs>
+        <w:ind w:left="4320" w:hanging="360"/>
+      </w:pPr>
+    </w:lvl>
+    <w:lvl w:ilvl="6" w:tentative="1">
+      <w:start w:val="1"/>
+      <w:numFmt w:val="decimal"/>
+      <w:lvlText w:val="%7."/>
+      <w:lvlJc w:val="left"/>
+      <w:pPr>
+        <w:tabs>
+          <w:tab w:val="num" w:pos="5040"/>
+        </w:tabs>
+        <w:ind w:left="5040" w:hanging="360"/>
+      </w:pPr>
+    </w:lvl>
+    <w:lvl w:ilvl="7" w:tentative="1">
+      <w:start w:val="1"/>
+      <w:numFmt w:val="decimal"/>
+      <w:lvlText w:val="%8."/>
+      <w:lvlJc w:val="left"/>
+      <w:pPr>
+        <w:tabs>
+          <w:tab w:val="num" w:pos="5760"/>
+        </w:tabs>
+        <w:ind w:left="5760" w:hanging="360"/>
+      </w:pPr>
+    </w:lvl>
+    <w:lvl w:ilvl="8" w:tentative="1">
+      <w:start w:val="1"/>
+      <w:numFmt w:val="decimal"/>
+      <w:lvlText w:val="%9."/>
+      <w:lvlJc w:val="left"/>
+      <w:pPr>
+        <w:tabs>
+          <w:tab w:val="num" w:pos="6480"/>
+        </w:tabs>
+        <w:ind w:left="6480" w:hanging="360"/>
+      </w:pPr>
+    </w:lvl>
+  </w:abstractNum>
+  <w:abstractNum w:abstractNumId="9" w15:restartNumberingAfterBreak="0">
     <w:nsid w:val="704F5F2D"/>
     <w:multiLevelType w:val="multilevel"/>
     <w:tmpl w:val="0409001D"/>
@@ -3892,7 +5530,7 @@
       </w:pPr>
     </w:lvl>
   </w:abstractNum>
-  <w:abstractNum w:abstractNumId="7" w15:restartNumberingAfterBreak="0">
+  <w:abstractNum w:abstractNumId="10" w15:restartNumberingAfterBreak="0">
     <w:nsid w:val="7A8800BB"/>
     <w:multiLevelType w:val="multilevel"/>
     <w:tmpl w:val="93E2C346"/>
@@ -4009,19 +5647,19 @@
     </w:lvl>
   </w:abstractNum>
   <w:num w:numId="1" w16cid:durableId="864832166">
+    <w:abstractNumId w:val="9"/>
+  </w:num>
+  <w:num w:numId="2" w16cid:durableId="1579243890">
     <w:abstractNumId w:val="6"/>
   </w:num>
-  <w:num w:numId="2" w16cid:durableId="1579243890">
-    <w:abstractNumId w:val="4"/>
-  </w:num>
   <w:num w:numId="3" w16cid:durableId="484664095">
-    <w:abstractNumId w:val="5"/>
+    <w:abstractNumId w:val="7"/>
   </w:num>
   <w:num w:numId="4" w16cid:durableId="1756053527">
-    <w:abstractNumId w:val="7"/>
+    <w:abstractNumId w:val="10"/>
   </w:num>
   <w:num w:numId="5" w16cid:durableId="870145275">
-    <w:abstractNumId w:val="7"/>
+    <w:abstractNumId w:val="10"/>
     <w:lvlOverride w:ilvl="0">
       <w:startOverride w:val="1"/>
     </w:lvlOverride>
@@ -4051,10 +5689,10 @@
     </w:lvlOverride>
   </w:num>
   <w:num w:numId="6" w16cid:durableId="948925608">
-    <w:abstractNumId w:val="2"/>
+    <w:abstractNumId w:val="4"/>
   </w:num>
   <w:num w:numId="7" w16cid:durableId="1659308202">
-    <w:abstractNumId w:val="2"/>
+    <w:abstractNumId w:val="4"/>
     <w:lvlOverride w:ilvl="0">
       <w:startOverride w:val="1"/>
     </w:lvlOverride>
@@ -4087,10 +5725,19 @@
     <w:abstractNumId w:val="0"/>
   </w:num>
   <w:num w:numId="9" w16cid:durableId="996111839">
-    <w:abstractNumId w:val="1"/>
+    <w:abstractNumId w:val="2"/>
   </w:num>
   <w:num w:numId="10" w16cid:durableId="1157453296">
+    <w:abstractNumId w:val="5"/>
+  </w:num>
+  <w:num w:numId="11" w16cid:durableId="626737915">
     <w:abstractNumId w:val="3"/>
+  </w:num>
+  <w:num w:numId="12" w16cid:durableId="1836261229">
+    <w:abstractNumId w:val="8"/>
+  </w:num>
+  <w:num w:numId="13" w16cid:durableId="374161594">
+    <w:abstractNumId w:val="1"/>
   </w:num>
 </w:numbering>
 </file>
@@ -5389,6 +7036,17 @@
       <w:spacing w:after="0"/>
     </w:pPr>
   </w:style>
+  <w:style w:type="paragraph" w:styleId="NormalWeb">
+    <w:name w:val="Normal (Web)"/>
+    <w:basedOn w:val="Normal"/>
+    <w:uiPriority w:val="99"/>
+    <w:semiHidden/>
+    <w:unhideWhenUsed/>
+    <w:rsid w:val="000E0371"/>
+    <w:rPr>
+      <w:rFonts w:cs="Times New Roman"/>
+    </w:rPr>
+  </w:style>
 </w:styles>
 </file>
 
